--- a/Отчет по практике.docx
+++ b/Отчет по практике.docx
@@ -1,6 +1,6 @@
 
 <file path=word/document.xml><?xml version="1.0" encoding="utf-8"?>
-<w:document xmlns:wpc="http://schemas.microsoft.com/office/word/2010/wordprocessingCanvas" xmlns:cx="http://schemas.microsoft.com/office/drawing/2014/chartex" xmlns:mc="http://schemas.openxmlformats.org/markup-compatibility/2006" xmlns:o="urn:schemas-microsoft-com:office:office" xmlns:r="http://schemas.openxmlformats.org/officeDocument/2006/relationships" xmlns:m="http://schemas.openxmlformats.org/officeDocument/2006/math" xmlns:v="urn:schemas-microsoft-com:vml" xmlns:wp14="http://schemas.microsoft.com/office/word/2010/wordprocessingDrawing" xmlns:wp="http://schemas.openxmlformats.org/drawingml/2006/wordprocessingDrawing" xmlns:w10="urn:schemas-microsoft-com:office:word" xmlns:w="http://schemas.openxmlformats.org/wordprocessingml/2006/main" xmlns:w14="http://schemas.microsoft.com/office/word/2010/wordml" xmlns:w15="http://schemas.microsoft.com/office/word/2012/wordml" xmlns:w16se="http://schemas.microsoft.com/office/word/2015/wordml/symex" xmlns:wpg="http://schemas.microsoft.com/office/word/2010/wordprocessingGroup" xmlns:wpi="http://schemas.microsoft.com/office/word/2010/wordprocessingInk" xmlns:wne="http://schemas.microsoft.com/office/word/2006/wordml" xmlns:wps="http://schemas.microsoft.com/office/word/2010/wordprocessingShape" mc:Ignorable="w14 w15 w16se wp14">
+<w:document xmlns:wpc="http://schemas.microsoft.com/office/word/2010/wordprocessingCanvas" xmlns:cx="http://schemas.microsoft.com/office/drawing/2014/chartex" xmlns:cx1="http://schemas.microsoft.com/office/drawing/2015/9/8/chartex" xmlns:cx2="http://schemas.microsoft.com/office/drawing/2015/10/21/chartex" xmlns:cx3="http://schemas.microsoft.com/office/drawing/2016/5/9/chartex" xmlns:cx4="http://schemas.microsoft.com/office/drawing/2016/5/10/chartex" xmlns:cx5="http://schemas.microsoft.com/office/drawing/2016/5/11/chartex" xmlns:cx6="http://schemas.microsoft.com/office/drawing/2016/5/12/chartex" xmlns:cx7="http://schemas.microsoft.com/office/drawing/2016/5/13/chartex" xmlns:cx8="http://schemas.microsoft.com/office/drawing/2016/5/14/chartex" xmlns:mc="http://schemas.openxmlformats.org/markup-compatibility/2006" xmlns:aink="http://schemas.microsoft.com/office/drawing/2016/ink" xmlns:am3d="http://schemas.microsoft.com/office/drawing/2017/model3d" xmlns:o="urn:schemas-microsoft-com:office:office" xmlns:r="http://schemas.openxmlformats.org/officeDocument/2006/relationships" xmlns:m="http://schemas.openxmlformats.org/officeDocument/2006/math" xmlns:v="urn:schemas-microsoft-com:vml" xmlns:wp14="http://schemas.microsoft.com/office/word/2010/wordprocessingDrawing" xmlns:wp="http://schemas.openxmlformats.org/drawingml/2006/wordprocessingDrawing" xmlns:w10="urn:schemas-microsoft-com:office:word" xmlns:w="http://schemas.openxmlformats.org/wordprocessingml/2006/main" xmlns:w14="http://schemas.microsoft.com/office/word/2010/wordml" xmlns:w15="http://schemas.microsoft.com/office/word/2012/wordml" xmlns:w16cex="http://schemas.microsoft.com/office/word/2018/wordml/cex" xmlns:w16cid="http://schemas.microsoft.com/office/word/2016/wordml/cid" xmlns:w16="http://schemas.microsoft.com/office/word/2018/wordml" xmlns:w16sdtdh="http://schemas.microsoft.com/office/word/2020/wordml/sdtdatahash" xmlns:w16se="http://schemas.microsoft.com/office/word/2015/wordml/symex" xmlns:wpg="http://schemas.microsoft.com/office/word/2010/wordprocessingGroup" xmlns:wpi="http://schemas.microsoft.com/office/word/2010/wordprocessingInk" xmlns:wne="http://schemas.microsoft.com/office/word/2006/wordml" xmlns:wps="http://schemas.microsoft.com/office/word/2010/wordprocessingShape" mc:Ignorable="w14 w15 w16se w16cid w16 w16cex w16sdtdh wp14">
   <w:body>
     <w:p>
       <w:pPr>
@@ -13,15 +13,6 @@
           <w:szCs w:val="28"/>
         </w:rPr>
       </w:pPr>
-      <w:r>
-        <w:rPr>
-          <w:rFonts w:ascii="Times New Roman" w:hAnsi="Times New Roman" w:cs="Times New Roman"/>
-          <w:b/>
-          <w:sz w:val="28"/>
-          <w:szCs w:val="28"/>
-        </w:rPr>
-        <w:t>ОТЧЁТ</w:t>
-      </w:r>
     </w:p>
     <w:p>
       <w:pPr>
@@ -29,18 +20,11 @@
         <w:jc w:val="center"/>
         <w:rPr>
           <w:rFonts w:ascii="Times New Roman" w:hAnsi="Times New Roman" w:cs="Times New Roman"/>
-          <w:sz w:val="28"/>
-          <w:szCs w:val="28"/>
-        </w:rPr>
-      </w:pPr>
-      <w:r>
-        <w:rPr>
-          <w:rFonts w:ascii="Times New Roman" w:hAnsi="Times New Roman" w:cs="Times New Roman"/>
-          <w:sz w:val="28"/>
-          <w:szCs w:val="28"/>
-        </w:rPr>
-        <w:t>по практической работе № 5</w:t>
-      </w:r>
+          <w:b/>
+          <w:sz w:val="28"/>
+          <w:szCs w:val="28"/>
+        </w:rPr>
+      </w:pPr>
     </w:p>
     <w:p>
       <w:pPr>
@@ -48,18 +32,11 @@
         <w:jc w:val="center"/>
         <w:rPr>
           <w:rFonts w:ascii="Times New Roman" w:hAnsi="Times New Roman" w:cs="Times New Roman"/>
-          <w:sz w:val="28"/>
-          <w:szCs w:val="28"/>
-        </w:rPr>
-      </w:pPr>
-      <w:r>
-        <w:rPr>
-          <w:rFonts w:ascii="Times New Roman" w:hAnsi="Times New Roman" w:cs="Times New Roman"/>
-          <w:sz w:val="28"/>
-          <w:szCs w:val="28"/>
-        </w:rPr>
-        <w:t>МДК.04.01 Внедрение, поддержка компьютерных систем</w:t>
-      </w:r>
+          <w:b/>
+          <w:sz w:val="28"/>
+          <w:szCs w:val="28"/>
+        </w:rPr>
+      </w:pPr>
     </w:p>
     <w:p>
       <w:pPr>
@@ -67,18 +44,11 @@
         <w:jc w:val="center"/>
         <w:rPr>
           <w:rFonts w:ascii="Times New Roman" w:hAnsi="Times New Roman" w:cs="Times New Roman"/>
-          <w:sz w:val="28"/>
-          <w:szCs w:val="28"/>
-        </w:rPr>
-      </w:pPr>
-      <w:r>
-        <w:rPr>
-          <w:rFonts w:ascii="Times New Roman" w:hAnsi="Times New Roman" w:cs="Times New Roman"/>
-          <w:sz w:val="28"/>
-          <w:szCs w:val="28"/>
-        </w:rPr>
-        <w:t>и обеспечение качества функционирования компьютерных систем</w:t>
-      </w:r>
+          <w:b/>
+          <w:sz w:val="28"/>
+          <w:szCs w:val="28"/>
+        </w:rPr>
+      </w:pPr>
     </w:p>
     <w:p>
       <w:pPr>
@@ -86,6 +56,7 @@
         <w:jc w:val="center"/>
         <w:rPr>
           <w:rFonts w:ascii="Times New Roman" w:hAnsi="Times New Roman" w:cs="Times New Roman"/>
+          <w:b/>
           <w:sz w:val="28"/>
           <w:szCs w:val="28"/>
         </w:rPr>
@@ -102,15 +73,6 @@
           <w:szCs w:val="28"/>
         </w:rPr>
       </w:pPr>
-      <w:r>
-        <w:rPr>
-          <w:rFonts w:ascii="Times New Roman" w:hAnsi="Times New Roman" w:cs="Times New Roman"/>
-          <w:b/>
-          <w:sz w:val="28"/>
-          <w:szCs w:val="28"/>
-        </w:rPr>
-        <w:t>Тема: Разработка информационной системы «Автосалон»</w:t>
-      </w:r>
     </w:p>
     <w:p>
       <w:pPr>
@@ -118,35 +80,19 @@
         <w:jc w:val="center"/>
         <w:rPr>
           <w:rFonts w:ascii="Times New Roman" w:hAnsi="Times New Roman" w:cs="Times New Roman"/>
-          <w:sz w:val="28"/>
-          <w:szCs w:val="28"/>
-        </w:rPr>
-      </w:pPr>
-      <w:r>
-        <w:rPr>
-          <w:rFonts w:ascii="Times New Roman" w:hAnsi="Times New Roman" w:cs="Times New Roman"/>
-          <w:sz w:val="28"/>
-          <w:szCs w:val="28"/>
-        </w:rPr>
-        <w:t xml:space="preserve">Часть 1: </w:t>
-      </w:r>
-      <w:proofErr w:type="spellStart"/>
-      <w:r>
-        <w:rPr>
-          <w:rFonts w:ascii="Times New Roman" w:hAnsi="Times New Roman" w:cs="Times New Roman"/>
-          <w:sz w:val="28"/>
-          <w:szCs w:val="28"/>
-        </w:rPr>
-        <w:t>Web</w:t>
-      </w:r>
-      <w:proofErr w:type="spellEnd"/>
-      <w:r>
-        <w:rPr>
-          <w:rFonts w:ascii="Times New Roman" w:hAnsi="Times New Roman" w:cs="Times New Roman"/>
-          <w:sz w:val="28"/>
-          <w:szCs w:val="28"/>
-        </w:rPr>
-        <w:t>-приложение</w:t>
+          <w:b/>
+          <w:sz w:val="28"/>
+          <w:szCs w:val="28"/>
+        </w:rPr>
+      </w:pPr>
+      <w:r>
+        <w:rPr>
+          <w:rFonts w:ascii="Times New Roman" w:hAnsi="Times New Roman" w:cs="Times New Roman"/>
+          <w:b/>
+          <w:sz w:val="28"/>
+          <w:szCs w:val="28"/>
+        </w:rPr>
+        <w:t>ОТЧЁТ</w:t>
       </w:r>
     </w:p>
     <w:p>
@@ -159,6 +105,14 @@
           <w:szCs w:val="28"/>
         </w:rPr>
       </w:pPr>
+      <w:r>
+        <w:rPr>
+          <w:rFonts w:ascii="Times New Roman" w:hAnsi="Times New Roman" w:cs="Times New Roman"/>
+          <w:sz w:val="28"/>
+          <w:szCs w:val="28"/>
+        </w:rPr>
+        <w:t>по практической работе № 5</w:t>
+      </w:r>
     </w:p>
     <w:p>
       <w:pPr>
@@ -176,23 +130,7 @@
           <w:sz w:val="28"/>
           <w:szCs w:val="28"/>
         </w:rPr>
-        <w:t>Выполнил: студент группы [ИСП251]</w:t>
-      </w:r>
-      <w:r>
-        <w:rPr>
-          <w:rFonts w:ascii="Times New Roman" w:hAnsi="Times New Roman" w:cs="Times New Roman"/>
-          <w:sz w:val="28"/>
-          <w:szCs w:val="28"/>
-        </w:rPr>
-        <w:t xml:space="preserve"> [Бегичев Юрий, Исаев Эмиль</w:t>
-      </w:r>
-      <w:r>
-        <w:rPr>
-          <w:rFonts w:ascii="Times New Roman" w:hAnsi="Times New Roman" w:cs="Times New Roman"/>
-          <w:sz w:val="28"/>
-          <w:szCs w:val="28"/>
-        </w:rPr>
-        <w:t>]</w:t>
+        <w:t>МДК.04.01 Внедрение, поддержка компьютерных систем</w:t>
       </w:r>
     </w:p>
     <w:p>
@@ -205,8 +143,14 @@
           <w:szCs w:val="28"/>
         </w:rPr>
       </w:pPr>
-      <w:bookmarkStart w:id="0" w:name="_GoBack"/>
-      <w:bookmarkEnd w:id="0"/>
+      <w:r>
+        <w:rPr>
+          <w:rFonts w:ascii="Times New Roman" w:hAnsi="Times New Roman" w:cs="Times New Roman"/>
+          <w:sz w:val="28"/>
+          <w:szCs w:val="28"/>
+        </w:rPr>
+        <w:t>и обеспечение качества функционирования компьютерных систем</w:t>
+      </w:r>
     </w:p>
     <w:p>
       <w:pPr>
@@ -225,10 +169,20 @@
         <w:jc w:val="center"/>
         <w:rPr>
           <w:rFonts w:ascii="Times New Roman" w:hAnsi="Times New Roman" w:cs="Times New Roman"/>
-          <w:sz w:val="28"/>
-          <w:szCs w:val="28"/>
-        </w:rPr>
-      </w:pPr>
+          <w:b/>
+          <w:sz w:val="28"/>
+          <w:szCs w:val="28"/>
+        </w:rPr>
+      </w:pPr>
+      <w:r>
+        <w:rPr>
+          <w:rFonts w:ascii="Times New Roman" w:hAnsi="Times New Roman" w:cs="Times New Roman"/>
+          <w:b/>
+          <w:sz w:val="28"/>
+          <w:szCs w:val="28"/>
+        </w:rPr>
+        <w:t>Тема: Разработка информационной системы «Автосалон»</w:t>
+      </w:r>
     </w:p>
     <w:p>
       <w:pPr>
@@ -240,6 +194,14 @@
           <w:szCs w:val="28"/>
         </w:rPr>
       </w:pPr>
+      <w:r>
+        <w:rPr>
+          <w:rFonts w:ascii="Times New Roman" w:hAnsi="Times New Roman" w:cs="Times New Roman"/>
+          <w:sz w:val="28"/>
+          <w:szCs w:val="28"/>
+        </w:rPr>
+        <w:t>Часть 1: Web-приложение</w:t>
+      </w:r>
     </w:p>
     <w:p>
       <w:pPr>
@@ -262,6 +224,30 @@
           <w:szCs w:val="28"/>
         </w:rPr>
       </w:pPr>
+      <w:r>
+        <w:rPr>
+          <w:rFonts w:ascii="Times New Roman" w:hAnsi="Times New Roman" w:cs="Times New Roman"/>
+          <w:sz w:val="28"/>
+          <w:szCs w:val="28"/>
+        </w:rPr>
+        <w:t>Выполнил: студент группы [ИСП251]</w:t>
+      </w:r>
+      <w:r>
+        <w:rPr>
+          <w:rFonts w:ascii="Times New Roman" w:hAnsi="Times New Roman" w:cs="Times New Roman"/>
+          <w:sz w:val="28"/>
+          <w:szCs w:val="28"/>
+        </w:rPr>
+        <w:t xml:space="preserve"> [Бегичев Юрий, Исаев Эмиль</w:t>
+      </w:r>
+      <w:r>
+        <w:rPr>
+          <w:rFonts w:ascii="Times New Roman" w:hAnsi="Times New Roman" w:cs="Times New Roman"/>
+          <w:sz w:val="28"/>
+          <w:szCs w:val="28"/>
+        </w:rPr>
+        <w:t>]</w:t>
+      </w:r>
     </w:p>
     <w:p>
       <w:pPr>
@@ -339,6 +325,17 @@
           <w:szCs w:val="28"/>
         </w:rPr>
       </w:pPr>
+    </w:p>
+    <w:p>
+      <w:pPr>
+        <w:spacing w:line="360" w:lineRule="auto"/>
+        <w:jc w:val="center"/>
+        <w:rPr>
+          <w:rFonts w:ascii="Times New Roman" w:hAnsi="Times New Roman" w:cs="Times New Roman"/>
+          <w:sz w:val="28"/>
+          <w:szCs w:val="28"/>
+        </w:rPr>
+      </w:pPr>
       <w:r>
         <w:rPr>
           <w:rFonts w:ascii="Times New Roman" w:hAnsi="Times New Roman" w:cs="Times New Roman"/>
@@ -372,25 +369,7 @@
           <w:sz w:val="28"/>
           <w:szCs w:val="28"/>
         </w:rPr>
-        <w:t xml:space="preserve">Актуальность. Автосалоны ведут учёт автомобилей, клиентов и заказов. Без единой информационной системы данные дублируются в </w:t>
-      </w:r>
-      <w:proofErr w:type="spellStart"/>
-      <w:r>
-        <w:rPr>
-          <w:rFonts w:ascii="Times New Roman" w:hAnsi="Times New Roman" w:cs="Times New Roman"/>
-          <w:sz w:val="28"/>
-          <w:szCs w:val="28"/>
-        </w:rPr>
-        <w:t>Excel</w:t>
-      </w:r>
-      <w:proofErr w:type="spellEnd"/>
-      <w:r>
-        <w:rPr>
-          <w:rFonts w:ascii="Times New Roman" w:hAnsi="Times New Roman" w:cs="Times New Roman"/>
-          <w:sz w:val="28"/>
-          <w:szCs w:val="28"/>
-        </w:rPr>
-        <w:t xml:space="preserve">-файлах и бумажных журналах, теряются заявки, невозможно оперативно получить KPI (количество проданных авто, выручку, конверсию). Разработка модульной </w:t>
+        <w:t xml:space="preserve">Актуальность. Автосалоны ведут учёт автомобилей, клиентов и заказов. Без единой информационной системы данные дублируются в Excel-файлах и бумажных журналах, теряются заявки, невозможно оперативно получить KPI (количество проданных авто, выручку, конверсию). Разработка модульной </w:t>
       </w:r>
       <w:proofErr w:type="spellStart"/>
       <w:r>
@@ -1981,7 +1960,6 @@
                 <w:szCs w:val="28"/>
               </w:rPr>
             </w:pPr>
-            <w:proofErr w:type="spellStart"/>
             <w:r>
               <w:rPr>
                 <w:rFonts w:ascii="Courier New" w:hAnsi="Courier New" w:cs="Courier New"/>
@@ -1991,7 +1969,6 @@
               </w:rPr>
               <w:t>config</w:t>
             </w:r>
-            <w:proofErr w:type="spellEnd"/>
             <w:r>
               <w:rPr>
                 <w:rFonts w:ascii="Courier New" w:hAnsi="Courier New" w:cs="Courier New"/>
@@ -3137,25 +3114,7 @@
           <w:sz w:val="28"/>
           <w:szCs w:val="28"/>
         </w:rPr>
-        <w:t xml:space="preserve"> предоставляет </w:t>
-      </w:r>
-      <w:proofErr w:type="spellStart"/>
-      <w:r>
-        <w:rPr>
-          <w:rFonts w:ascii="Times New Roman" w:hAnsi="Times New Roman" w:cs="Times New Roman"/>
-          <w:sz w:val="28"/>
-          <w:szCs w:val="28"/>
-        </w:rPr>
-        <w:t>User</w:t>
-      </w:r>
-      <w:proofErr w:type="spellEnd"/>
-      <w:r>
-        <w:rPr>
-          <w:rFonts w:ascii="Times New Roman" w:hAnsi="Times New Roman" w:cs="Times New Roman"/>
-          <w:sz w:val="28"/>
-          <w:szCs w:val="28"/>
-        </w:rPr>
-        <w:t xml:space="preserve"> для</w:t>
+        <w:t xml:space="preserve"> предоставляет User для</w:t>
       </w:r>
       <w:r>
         <w:rPr>
@@ -3780,27 +3739,7 @@
                 <w:szCs w:val="28"/>
                 <w:lang w:val="en-US"/>
               </w:rPr>
-              <w:t>/</w:t>
-            </w:r>
-            <w:proofErr w:type="spellStart"/>
-            <w:r>
-              <w:rPr>
-                <w:rFonts w:ascii="Courier New" w:hAnsi="Courier New" w:cs="Courier New"/>
-                <w:sz w:val="28"/>
-                <w:szCs w:val="28"/>
-                <w:lang w:val="en-US"/>
-              </w:rPr>
-              <w:t>auth</w:t>
-            </w:r>
-            <w:proofErr w:type="spellEnd"/>
-            <w:r>
-              <w:rPr>
-                <w:rFonts w:ascii="Courier New" w:hAnsi="Courier New" w:cs="Courier New"/>
-                <w:sz w:val="28"/>
-                <w:szCs w:val="28"/>
-                <w:lang w:val="en-US"/>
-              </w:rPr>
-              <w:t xml:space="preserve">/login/", </w:t>
+              <w:t xml:space="preserve">/auth/login/", </w:t>
             </w:r>
             <w:proofErr w:type="spellStart"/>
             <w:r>
@@ -3860,27 +3799,7 @@
                 <w:szCs w:val="28"/>
                 <w:lang w:val="en-US"/>
               </w:rPr>
-              <w:t>/</w:t>
-            </w:r>
-            <w:proofErr w:type="spellStart"/>
-            <w:r>
-              <w:rPr>
-                <w:rFonts w:ascii="Courier New" w:hAnsi="Courier New" w:cs="Courier New"/>
-                <w:sz w:val="28"/>
-                <w:szCs w:val="28"/>
-                <w:lang w:val="en-US"/>
-              </w:rPr>
-              <w:t>auth</w:t>
-            </w:r>
-            <w:proofErr w:type="spellEnd"/>
-            <w:r>
-              <w:rPr>
-                <w:rFonts w:ascii="Courier New" w:hAnsi="Courier New" w:cs="Courier New"/>
-                <w:sz w:val="28"/>
-                <w:szCs w:val="28"/>
-                <w:lang w:val="en-US"/>
-              </w:rPr>
-              <w:t xml:space="preserve">/refresh/", </w:t>
+              <w:t xml:space="preserve">/auth/refresh/", </w:t>
             </w:r>
             <w:proofErr w:type="spellStart"/>
             <w:r>
@@ -3939,43 +3858,7 @@
           <w:sz w:val="28"/>
           <w:szCs w:val="28"/>
         </w:rPr>
-        <w:t xml:space="preserve">. Модели </w:t>
-      </w:r>
-      <w:proofErr w:type="spellStart"/>
-      <w:r>
-        <w:rPr>
-          <w:rFonts w:ascii="Times New Roman" w:hAnsi="Times New Roman" w:cs="Times New Roman"/>
-          <w:sz w:val="28"/>
-          <w:szCs w:val="28"/>
-        </w:rPr>
-        <w:t>Brand</w:t>
-      </w:r>
-      <w:proofErr w:type="spellEnd"/>
-      <w:r>
-        <w:rPr>
-          <w:rFonts w:ascii="Times New Roman" w:hAnsi="Times New Roman" w:cs="Times New Roman"/>
-          <w:sz w:val="28"/>
-          <w:szCs w:val="28"/>
-        </w:rPr>
-        <w:t xml:space="preserve">, </w:t>
-      </w:r>
-      <w:proofErr w:type="spellStart"/>
-      <w:r>
-        <w:rPr>
-          <w:rFonts w:ascii="Times New Roman" w:hAnsi="Times New Roman" w:cs="Times New Roman"/>
-          <w:sz w:val="28"/>
-          <w:szCs w:val="28"/>
-        </w:rPr>
-        <w:t>Car</w:t>
-      </w:r>
-      <w:proofErr w:type="spellEnd"/>
-      <w:r>
-        <w:rPr>
-          <w:rFonts w:ascii="Times New Roman" w:hAnsi="Times New Roman" w:cs="Times New Roman"/>
-          <w:sz w:val="28"/>
-          <w:szCs w:val="28"/>
-        </w:rPr>
-        <w:t xml:space="preserve">; </w:t>
+        <w:t xml:space="preserve">. Модели Brand, Car; </w:t>
       </w:r>
       <w:proofErr w:type="spellStart"/>
       <w:r>
@@ -4971,25 +4854,14 @@
                 <w:lang w:val="en-US"/>
               </w:rPr>
             </w:pPr>
-            <w:proofErr w:type="spellStart"/>
-            <w:r>
-              <w:rPr>
-                <w:rFonts w:ascii="Courier New" w:hAnsi="Courier New" w:cs="Courier New"/>
-                <w:sz w:val="28"/>
-                <w:szCs w:val="28"/>
-                <w:lang w:val="en-US"/>
-              </w:rPr>
-              <w:t>def</w:t>
-            </w:r>
-            <w:proofErr w:type="spellEnd"/>
-            <w:r>
-              <w:rPr>
-                <w:rFonts w:ascii="Courier New" w:hAnsi="Courier New" w:cs="Courier New"/>
-                <w:sz w:val="28"/>
-                <w:szCs w:val="28"/>
-                <w:lang w:val="en-US"/>
-              </w:rPr>
-              <w:t xml:space="preserve"> </w:t>
+            <w:r>
+              <w:rPr>
+                <w:rFonts w:ascii="Courier New" w:hAnsi="Courier New" w:cs="Courier New"/>
+                <w:sz w:val="28"/>
+                <w:szCs w:val="28"/>
+                <w:lang w:val="en-US"/>
+              </w:rPr>
+              <w:t xml:space="preserve">def </w:t>
             </w:r>
             <w:proofErr w:type="spellStart"/>
             <w:r>
@@ -5480,27 +5352,7 @@
                 <w:szCs w:val="28"/>
                 <w:lang w:val="en-US"/>
               </w:rPr>
-              <w:t>@</w:t>
-            </w:r>
-            <w:proofErr w:type="spellStart"/>
-            <w:r>
-              <w:rPr>
-                <w:rFonts w:ascii="Courier New" w:hAnsi="Courier New" w:cs="Courier New"/>
-                <w:sz w:val="28"/>
-                <w:szCs w:val="28"/>
-                <w:lang w:val="en-US"/>
-              </w:rPr>
-              <w:t>api_view</w:t>
-            </w:r>
-            <w:proofErr w:type="spellEnd"/>
-            <w:r>
-              <w:rPr>
-                <w:rFonts w:ascii="Courier New" w:hAnsi="Courier New" w:cs="Courier New"/>
-                <w:sz w:val="28"/>
-                <w:szCs w:val="28"/>
-                <w:lang w:val="en-US"/>
-              </w:rPr>
-              <w:t>(["GET"])</w:t>
+              <w:t>@api_view(["GET"])</w:t>
             </w:r>
           </w:p>
           <w:p>
@@ -5513,25 +5365,14 @@
                 <w:lang w:val="en-US"/>
               </w:rPr>
             </w:pPr>
-            <w:proofErr w:type="spellStart"/>
-            <w:r>
-              <w:rPr>
-                <w:rFonts w:ascii="Courier New" w:hAnsi="Courier New" w:cs="Courier New"/>
-                <w:sz w:val="28"/>
-                <w:szCs w:val="28"/>
-                <w:lang w:val="en-US"/>
-              </w:rPr>
-              <w:t>def</w:t>
-            </w:r>
-            <w:proofErr w:type="spellEnd"/>
-            <w:r>
-              <w:rPr>
-                <w:rFonts w:ascii="Courier New" w:hAnsi="Courier New" w:cs="Courier New"/>
-                <w:sz w:val="28"/>
-                <w:szCs w:val="28"/>
-                <w:lang w:val="en-US"/>
-              </w:rPr>
-              <w:t xml:space="preserve"> </w:t>
+            <w:r>
+              <w:rPr>
+                <w:rFonts w:ascii="Courier New" w:hAnsi="Courier New" w:cs="Courier New"/>
+                <w:sz w:val="28"/>
+                <w:szCs w:val="28"/>
+                <w:lang w:val="en-US"/>
+              </w:rPr>
+              <w:t xml:space="preserve">def </w:t>
             </w:r>
             <w:proofErr w:type="spellStart"/>
             <w:r>
@@ -5818,10 +5659,20 @@
                 <w:szCs w:val="28"/>
                 <w:lang w:val="en-US"/>
               </w:rPr>
-              <w:t>": list(</w:t>
+              <w:t xml:space="preserve">": </w:t>
+            </w:r>
+            <w:proofErr w:type="gramStart"/>
+            <w:r>
+              <w:rPr>
+                <w:rFonts w:ascii="Courier New" w:hAnsi="Courier New" w:cs="Courier New"/>
+                <w:sz w:val="28"/>
+                <w:szCs w:val="28"/>
+                <w:lang w:val="en-US"/>
+              </w:rPr>
+              <w:t>list(</w:t>
             </w:r>
             <w:proofErr w:type="spellStart"/>
-            <w:proofErr w:type="gramStart"/>
+            <w:proofErr w:type="gramEnd"/>
             <w:r>
               <w:rPr>
                 <w:rFonts w:ascii="Courier New" w:hAnsi="Courier New" w:cs="Courier New"/>
@@ -5832,7 +5683,6 @@
               <w:t>Car.objects.values</w:t>
             </w:r>
             <w:proofErr w:type="spellEnd"/>
-            <w:proofErr w:type="gramEnd"/>
             <w:r>
               <w:rPr>
                 <w:rFonts w:ascii="Courier New" w:hAnsi="Courier New" w:cs="Courier New"/>
@@ -6052,25 +5902,7 @@
           <w:sz w:val="28"/>
           <w:szCs w:val="28"/>
         </w:rPr>
-        <w:t>Что тестировалось: модели (</w:t>
-      </w:r>
-      <w:proofErr w:type="spellStart"/>
-      <w:r>
-        <w:rPr>
-          <w:rFonts w:ascii="Times New Roman" w:hAnsi="Times New Roman" w:cs="Times New Roman"/>
-          <w:sz w:val="28"/>
-          <w:szCs w:val="28"/>
-        </w:rPr>
-        <w:t>валидация</w:t>
-      </w:r>
-      <w:proofErr w:type="spellEnd"/>
-      <w:r>
-        <w:rPr>
-          <w:rFonts w:ascii="Times New Roman" w:hAnsi="Times New Roman" w:cs="Times New Roman"/>
-          <w:sz w:val="28"/>
-          <w:szCs w:val="28"/>
-        </w:rPr>
-        <w:t xml:space="preserve">), </w:t>
+        <w:t xml:space="preserve">Что тестировалось: модели (валидация), </w:t>
       </w:r>
       <w:r>
         <w:rPr>
@@ -6361,25 +6193,14 @@
                 <w:lang w:val="en-US"/>
               </w:rPr>
             </w:pPr>
-            <w:proofErr w:type="spellStart"/>
-            <w:r>
-              <w:rPr>
-                <w:rFonts w:ascii="Courier New" w:hAnsi="Courier New" w:cs="Courier New"/>
-                <w:sz w:val="28"/>
-                <w:szCs w:val="28"/>
-                <w:lang w:val="en-US"/>
-              </w:rPr>
-              <w:t>def</w:t>
-            </w:r>
-            <w:proofErr w:type="spellEnd"/>
-            <w:r>
-              <w:rPr>
-                <w:rFonts w:ascii="Courier New" w:hAnsi="Courier New" w:cs="Courier New"/>
-                <w:sz w:val="28"/>
-                <w:szCs w:val="28"/>
-                <w:lang w:val="en-US"/>
-              </w:rPr>
-              <w:t xml:space="preserve"> </w:t>
+            <w:r>
+              <w:rPr>
+                <w:rFonts w:ascii="Courier New" w:hAnsi="Courier New" w:cs="Courier New"/>
+                <w:sz w:val="28"/>
+                <w:szCs w:val="28"/>
+                <w:lang w:val="en-US"/>
+              </w:rPr>
+              <w:t xml:space="preserve">def </w:t>
             </w:r>
             <w:proofErr w:type="spellStart"/>
             <w:r>
@@ -7444,7 +7265,7 @@
 </file>
 
 <file path=word/numbering.xml><?xml version="1.0" encoding="utf-8"?>
-<w:numbering xmlns:wpc="http://schemas.microsoft.com/office/word/2010/wordprocessingCanvas" xmlns:cx="http://schemas.microsoft.com/office/drawing/2014/chartex" xmlns:mc="http://schemas.openxmlformats.org/markup-compatibility/2006" xmlns:o="urn:schemas-microsoft-com:office:office" xmlns:r="http://schemas.openxmlformats.org/officeDocument/2006/relationships" xmlns:m="http://schemas.openxmlformats.org/officeDocument/2006/math" xmlns:v="urn:schemas-microsoft-com:vml" xmlns:wp14="http://schemas.microsoft.com/office/word/2010/wordprocessingDrawing" xmlns:wp="http://schemas.openxmlformats.org/drawingml/2006/wordprocessingDrawing" xmlns:w10="urn:schemas-microsoft-com:office:word" xmlns:w="http://schemas.openxmlformats.org/wordprocessingml/2006/main" xmlns:w14="http://schemas.microsoft.com/office/word/2010/wordml" xmlns:w15="http://schemas.microsoft.com/office/word/2012/wordml" xmlns:w16se="http://schemas.microsoft.com/office/word/2015/wordml/symex" xmlns:wpg="http://schemas.microsoft.com/office/word/2010/wordprocessingGroup" xmlns:wpi="http://schemas.microsoft.com/office/word/2010/wordprocessingInk" xmlns:wne="http://schemas.microsoft.com/office/word/2006/wordml" xmlns:wps="http://schemas.microsoft.com/office/word/2010/wordprocessingShape" mc:Ignorable="w14 w15 w16se wp14">
+<w:numbering xmlns:wpc="http://schemas.microsoft.com/office/word/2010/wordprocessingCanvas" xmlns:cx="http://schemas.microsoft.com/office/drawing/2014/chartex" xmlns:cx1="http://schemas.microsoft.com/office/drawing/2015/9/8/chartex" xmlns:cx2="http://schemas.microsoft.com/office/drawing/2015/10/21/chartex" xmlns:cx3="http://schemas.microsoft.com/office/drawing/2016/5/9/chartex" xmlns:cx4="http://schemas.microsoft.com/office/drawing/2016/5/10/chartex" xmlns:cx5="http://schemas.microsoft.com/office/drawing/2016/5/11/chartex" xmlns:cx6="http://schemas.microsoft.com/office/drawing/2016/5/12/chartex" xmlns:cx7="http://schemas.microsoft.com/office/drawing/2016/5/13/chartex" xmlns:cx8="http://schemas.microsoft.com/office/drawing/2016/5/14/chartex" xmlns:mc="http://schemas.openxmlformats.org/markup-compatibility/2006" xmlns:aink="http://schemas.microsoft.com/office/drawing/2016/ink" xmlns:am3d="http://schemas.microsoft.com/office/drawing/2017/model3d" xmlns:o="urn:schemas-microsoft-com:office:office" xmlns:r="http://schemas.openxmlformats.org/officeDocument/2006/relationships" xmlns:m="http://schemas.openxmlformats.org/officeDocument/2006/math" xmlns:v="urn:schemas-microsoft-com:vml" xmlns:wp14="http://schemas.microsoft.com/office/word/2010/wordprocessingDrawing" xmlns:wp="http://schemas.openxmlformats.org/drawingml/2006/wordprocessingDrawing" xmlns:w10="urn:schemas-microsoft-com:office:word" xmlns:w="http://schemas.openxmlformats.org/wordprocessingml/2006/main" xmlns:w14="http://schemas.microsoft.com/office/word/2010/wordml" xmlns:w15="http://schemas.microsoft.com/office/word/2012/wordml" xmlns:w16cex="http://schemas.microsoft.com/office/word/2018/wordml/cex" xmlns:w16cid="http://schemas.microsoft.com/office/word/2016/wordml/cid" xmlns:w16="http://schemas.microsoft.com/office/word/2018/wordml" xmlns:w16sdtdh="http://schemas.microsoft.com/office/word/2020/wordml/sdtdatahash" xmlns:w16se="http://schemas.microsoft.com/office/word/2015/wordml/symex" xmlns:wpg="http://schemas.microsoft.com/office/word/2010/wordprocessingGroup" xmlns:wpi="http://schemas.microsoft.com/office/word/2010/wordprocessingInk" xmlns:wne="http://schemas.microsoft.com/office/word/2006/wordml" xmlns:wps="http://schemas.microsoft.com/office/word/2010/wordprocessingShape" mc:Ignorable="w14 w15 w16se w16cid w16 w16cex w16sdtdh wp14">
   <w:abstractNum w:abstractNumId="0" w15:restartNumberingAfterBreak="0">
     <w:nsid w:val="02AD52D5"/>
     <w:multiLevelType w:val="hybridMultilevel"/>
@@ -8064,7 +7885,7 @@
 </file>
 
 <file path=word/styles.xml><?xml version="1.0" encoding="utf-8"?>
-<w:styles xmlns:mc="http://schemas.openxmlformats.org/markup-compatibility/2006" xmlns:r="http://schemas.openxmlformats.org/officeDocument/2006/relationships" xmlns:w="http://schemas.openxmlformats.org/wordprocessingml/2006/main" xmlns:w14="http://schemas.microsoft.com/office/word/2010/wordml" xmlns:w15="http://schemas.microsoft.com/office/word/2012/wordml" xmlns:w16se="http://schemas.microsoft.com/office/word/2015/wordml/symex" mc:Ignorable="w14 w15 w16se">
+<w:styles xmlns:mc="http://schemas.openxmlformats.org/markup-compatibility/2006" xmlns:r="http://schemas.openxmlformats.org/officeDocument/2006/relationships" xmlns:w="http://schemas.openxmlformats.org/wordprocessingml/2006/main" xmlns:w14="http://schemas.microsoft.com/office/word/2010/wordml" xmlns:w15="http://schemas.microsoft.com/office/word/2012/wordml" xmlns:w16cex="http://schemas.microsoft.com/office/word/2018/wordml/cex" xmlns:w16cid="http://schemas.microsoft.com/office/word/2016/wordml/cid" xmlns:w16="http://schemas.microsoft.com/office/word/2018/wordml" xmlns:w16sdtdh="http://schemas.microsoft.com/office/word/2020/wordml/sdtdatahash" xmlns:w16se="http://schemas.microsoft.com/office/word/2015/wordml/symex" mc:Ignorable="w14 w15 w16se w16cid w16 w16cex w16sdtdh">
   <w:docDefaults>
     <w:rPrDefault>
       <w:rPr>
@@ -8080,7 +7901,7 @@
       </w:pPr>
     </w:pPrDefault>
   </w:docDefaults>
-  <w:latentStyles w:defLockedState="0" w:defUIPriority="99" w:defSemiHidden="0" w:defUnhideWhenUsed="0" w:defQFormat="0" w:count="371">
+  <w:latentStyles w:defLockedState="0" w:defUIPriority="99" w:defSemiHidden="0" w:defUnhideWhenUsed="0" w:defQFormat="0" w:count="376">
     <w:lsdException w:name="Normal" w:uiPriority="0" w:qFormat="1"/>
     <w:lsdException w:name="heading 1" w:uiPriority="9" w:qFormat="1"/>
     <w:lsdException w:name="heading 2" w:semiHidden="1" w:uiPriority="9" w:unhideWhenUsed="1" w:qFormat="1"/>
@@ -8186,7 +8007,6 @@
     <w:lsdException w:name="HTML Sample" w:semiHidden="1" w:unhideWhenUsed="1"/>
     <w:lsdException w:name="HTML Typewriter" w:semiHidden="1" w:unhideWhenUsed="1"/>
     <w:lsdException w:name="HTML Variable" w:semiHidden="1" w:unhideWhenUsed="1"/>
-    <w:lsdException w:name="Normal Table" w:semiHidden="1" w:unhideWhenUsed="1"/>
     <w:lsdException w:name="annotation subject" w:semiHidden="1" w:unhideWhenUsed="1"/>
     <w:lsdException w:name="No List" w:semiHidden="1" w:unhideWhenUsed="1"/>
     <w:lsdException w:name="Outline List 1" w:semiHidden="1" w:unhideWhenUsed="1"/>
@@ -8229,11 +8049,8 @@
     <w:lsdException w:name="Table Contemporary" w:semiHidden="1" w:unhideWhenUsed="1"/>
     <w:lsdException w:name="Table Elegant" w:semiHidden="1" w:unhideWhenUsed="1"/>
     <w:lsdException w:name="Table Professional" w:semiHidden="1" w:unhideWhenUsed="1"/>
-    <w:lsdException w:name="Table Subtle 1" w:semiHidden="1" w:unhideWhenUsed="1"/>
     <w:lsdException w:name="Table Subtle 2" w:semiHidden="1" w:unhideWhenUsed="1"/>
     <w:lsdException w:name="Table Web 1" w:semiHidden="1" w:unhideWhenUsed="1"/>
-    <w:lsdException w:name="Table Web 2" w:semiHidden="1" w:unhideWhenUsed="1"/>
-    <w:lsdException w:name="Table Web 3" w:semiHidden="1" w:unhideWhenUsed="1"/>
     <w:lsdException w:name="Balloon Text" w:semiHidden="1" w:unhideWhenUsed="1"/>
     <w:lsdException w:name="Table Grid" w:uiPriority="39"/>
     <w:lsdException w:name="Table Theme" w:semiHidden="1" w:unhideWhenUsed="1"/>
@@ -8452,6 +8269,11 @@
     <w:lsdException w:name="List Table 5 Dark Accent 6" w:uiPriority="50"/>
     <w:lsdException w:name="List Table 6 Colorful Accent 6" w:uiPriority="51"/>
     <w:lsdException w:name="List Table 7 Colorful Accent 6" w:uiPriority="52"/>
+    <w:lsdException w:name="Mention" w:semiHidden="1" w:unhideWhenUsed="1"/>
+    <w:lsdException w:name="Smart Hyperlink" w:semiHidden="1" w:unhideWhenUsed="1"/>
+    <w:lsdException w:name="Hashtag" w:semiHidden="1" w:unhideWhenUsed="1"/>
+    <w:lsdException w:name="Unresolved Mention" w:semiHidden="1" w:unhideWhenUsed="1"/>
+    <w:lsdException w:name="Smart Link" w:semiHidden="1" w:unhideWhenUsed="1"/>
   </w:latentStyles>
   <w:style w:type="paragraph" w:default="1" w:styleId="a">
     <w:name w:val="Normal"/>
